--- a/docs/word/07-发布到GitHub.docx
+++ b/docs/word/07-发布到GitHub.docx
@@ -49,6 +49,241 @@
       </w:pPr>
       <w:r>
         <w:t xml:space="preserve">D 盘项目还不是 git 仓库。</w:t>
+      </w:r>
+    </w:p>
+    <w:p>
+      <w:pPr>
+        <w:spacing w:before="40" w:after="80"/>
+      </w:pPr>
+      <w:r>
+        <w:rPr>
+          <w:b/>
+        </w:rPr>
+        <w:t xml:space="preserve">从压缩包同步项目时注意</w:t>
+      </w:r>
+      <w:r>
+        <w:t xml:space="preserve">：新版压缩包带顶层 </w:t>
+      </w:r>
+      <w:r>
+        <w:rPr>
+          <w:rFonts w:ascii="Consolas" w:hAnsi="Consolas" w:eastAsia="Microsoft YaHei"/>
+        </w:rPr>
+        <w:t xml:space="preserve">agh-signal\</w:t>
+      </w:r>
+      <w:r>
+        <w:t xml:space="preserve"> 目录，正确做法是</w:t>
+      </w:r>
+    </w:p>
+    <w:p>
+      <w:pPr>
+        <w:pStyle w:val="Code"/>
+        <w:shd w:val="clear" w:color="auto" w:fill="F5F5F5"/>
+      </w:pPr>
+      <w:r>
+        <w:rPr>
+          <w:rFonts w:ascii="Consolas" w:hAnsi="Consolas" w:eastAsia="Microsoft YaHei"/>
+        </w:rPr>
+        <w:t xml:space="preserve">Expand-Archive -Path '&lt;交付目录&gt;\agh-signal-package.zip' -DestinationPath 'D:\dev\agnes-project' -Force</w:t>
+      </w:r>
+    </w:p>
+    <w:p>
+      <w:pPr>
+        <w:pStyle w:val="Code"/>
+        <w:shd w:val="clear" w:color="auto" w:fill="F5F5F5"/>
+      </w:pPr>
+      <w:r>
+        <w:rPr>
+          <w:rFonts w:ascii="Consolas" w:hAnsi="Consolas" w:eastAsia="Microsoft YaHei"/>
+        </w:rPr>
+        <w:t xml:space="preserve"># 结果：D:\dev\agnes-project\agh-signal\...</w:t>
+      </w:r>
+    </w:p>
+    <w:p>
+      <w:pPr>
+        <w:spacing w:after="60"/>
+      </w:pPr>
+      <w:r>
+        <w:t xml:space="preserve"/>
+      </w:r>
+    </w:p>
+    <w:p>
+      <w:pPr>
+        <w:spacing w:before="40" w:after="80"/>
+      </w:pPr>
+      <w:r>
+        <w:t xml:space="preserve">早期版本的压缩包</w:t>
+      </w:r>
+      <w:r>
+        <w:rPr>
+          <w:b/>
+        </w:rPr>
+        <w:t xml:space="preserve">不带</w:t>
+      </w:r>
+      <w:r>
+        <w:t xml:space="preserve">顶层目录，直接解到 </w:t>
+      </w:r>
+      <w:r>
+        <w:rPr>
+          <w:rFonts w:ascii="Consolas" w:hAnsi="Consolas" w:eastAsia="Microsoft YaHei"/>
+        </w:rPr>
+        <w:t xml:space="preserve">D:\dev\agnes-project</w:t>
+      </w:r>
+      <w:r>
+        <w:t xml:space="preserve"> 会把 </w:t>
+      </w:r>
+      <w:r>
+        <w:rPr>
+          <w:rFonts w:ascii="Consolas" w:hAnsi="Consolas" w:eastAsia="Microsoft YaHei"/>
+        </w:rPr>
+        <w:t xml:space="preserve">src\ tools\ docs\</w:t>
+      </w:r>
+    </w:p>
+    <w:p>
+      <w:pPr>
+        <w:spacing w:before="40" w:after="80"/>
+      </w:pPr>
+      <w:r>
+        <w:t xml:space="preserve">散落到父目录里；如果已经发生，按下面的方式并入项目目录再删除散落副本（先看清单再删，别误删证据）：</w:t>
+      </w:r>
+    </w:p>
+    <w:p>
+      <w:pPr>
+        <w:pStyle w:val="Code"/>
+        <w:shd w:val="clear" w:color="auto" w:fill="F5F5F5"/>
+      </w:pPr>
+      <w:r>
+        <w:rPr>
+          <w:rFonts w:ascii="Consolas" w:hAnsi="Consolas" w:eastAsia="Microsoft YaHei"/>
+        </w:rPr>
+        <w:t xml:space="preserve">$src = 'D:\dev\agnes-project'</w:t>
+      </w:r>
+    </w:p>
+    <w:p>
+      <w:pPr>
+        <w:pStyle w:val="Code"/>
+        <w:shd w:val="clear" w:color="auto" w:fill="F5F5F5"/>
+      </w:pPr>
+      <w:r>
+        <w:rPr>
+          <w:rFonts w:ascii="Consolas" w:hAnsi="Consolas" w:eastAsia="Microsoft YaHei"/>
+        </w:rPr>
+        <w:t xml:space="preserve">$dst = 'D:\dev\agnes-project\agh-signal'</w:t>
+      </w:r>
+    </w:p>
+    <w:p>
+      <w:pPr>
+        <w:pStyle w:val="Code"/>
+        <w:shd w:val="clear" w:color="auto" w:fill="F5F5F5"/>
+      </w:pPr>
+      <w:r>
+        <w:rPr>
+          <w:rFonts w:ascii="Consolas" w:hAnsi="Consolas" w:eastAsia="Microsoft YaHei"/>
+        </w:rPr>
+        <w:t xml:space="preserve">Get-ChildItem $src -Force | Where-Object { $_.Name -in @('artifacts','configs','docs','plugin','src','tools') }</w:t>
+      </w:r>
+    </w:p>
+    <w:p>
+      <w:pPr>
+        <w:pStyle w:val="Code"/>
+        <w:shd w:val="clear" w:color="auto" w:fill="F5F5F5"/>
+      </w:pPr>
+      <w:r>
+        <w:rPr>
+          <w:rFonts w:ascii="Consolas" w:hAnsi="Consolas" w:eastAsia="Microsoft YaHei"/>
+        </w:rPr>
+        <w:t xml:space="preserve"> </w:t>
+      </w:r>
+    </w:p>
+    <w:p>
+      <w:pPr>
+        <w:pStyle w:val="Code"/>
+        <w:shd w:val="clear" w:color="auto" w:fill="F5F5F5"/>
+      </w:pPr>
+      <w:r>
+        <w:rPr>
+          <w:rFonts w:ascii="Consolas" w:hAnsi="Consolas" w:eastAsia="Microsoft YaHei"/>
+        </w:rPr>
+        <w:t xml:space="preserve">foreach ($d in @('artifacts','configs','docs','plugin','src','tools')) {</w:t>
+      </w:r>
+    </w:p>
+    <w:p>
+      <w:pPr>
+        <w:pStyle w:val="Code"/>
+        <w:shd w:val="clear" w:color="auto" w:fill="F5F5F5"/>
+      </w:pPr>
+      <w:r>
+        <w:rPr>
+          <w:rFonts w:ascii="Consolas" w:hAnsi="Consolas" w:eastAsia="Microsoft YaHei"/>
+        </w:rPr>
+        <w:t xml:space="preserve">  robocopy "$src\$d" "$dst\$d" /E /IS /IT /NFL /NDL /NJH /NJS /NP | Out-Null</w:t>
+      </w:r>
+    </w:p>
+    <w:p>
+      <w:pPr>
+        <w:pStyle w:val="Code"/>
+        <w:shd w:val="clear" w:color="auto" w:fill="F5F5F5"/>
+      </w:pPr>
+      <w:r>
+        <w:rPr>
+          <w:rFonts w:ascii="Consolas" w:hAnsi="Consolas" w:eastAsia="Microsoft YaHei"/>
+        </w:rPr>
+        <w:t xml:space="preserve">}</w:t>
+      </w:r>
+    </w:p>
+    <w:p>
+      <w:pPr>
+        <w:pStyle w:val="Code"/>
+        <w:shd w:val="clear" w:color="auto" w:fill="F5F5F5"/>
+      </w:pPr>
+      <w:r>
+        <w:rPr>
+          <w:rFonts w:ascii="Consolas" w:hAnsi="Consolas" w:eastAsia="Microsoft YaHei"/>
+        </w:rPr>
+        <w:t xml:space="preserve">foreach ($f in @('.gitignore','.gitattributes','LICENSE','README.md','run-demo.ps1')) {</w:t>
+      </w:r>
+    </w:p>
+    <w:p>
+      <w:pPr>
+        <w:pStyle w:val="Code"/>
+        <w:shd w:val="clear" w:color="auto" w:fill="F5F5F5"/>
+      </w:pPr>
+      <w:r>
+        <w:rPr>
+          <w:rFonts w:ascii="Consolas" w:hAnsi="Consolas" w:eastAsia="Microsoft YaHei"/>
+        </w:rPr>
+        <w:t xml:space="preserve">  Copy-Item "$src\$f" "$dst\$f" -Force</w:t>
+      </w:r>
+    </w:p>
+    <w:p>
+      <w:pPr>
+        <w:pStyle w:val="Code"/>
+        <w:shd w:val="clear" w:color="auto" w:fill="F5F5F5"/>
+      </w:pPr>
+      <w:r>
+        <w:rPr>
+          <w:rFonts w:ascii="Consolas" w:hAnsi="Consolas" w:eastAsia="Microsoft YaHei"/>
+        </w:rPr>
+        <w:t xml:space="preserve">}</w:t>
+      </w:r>
+    </w:p>
+    <w:p>
+      <w:pPr>
+        <w:pStyle w:val="Code"/>
+        <w:shd w:val="clear" w:color="auto" w:fill="F5F5F5"/>
+      </w:pPr>
+      <w:r>
+        <w:rPr>
+          <w:rFonts w:ascii="Consolas" w:hAnsi="Consolas" w:eastAsia="Microsoft YaHei"/>
+        </w:rPr>
+        <w:t xml:space="preserve"># 确认项目目录已齐全后，再删父目录里的散落副本（evidence 在 agh-signal\artifacts\evidence，别删错）</w:t>
+      </w:r>
+    </w:p>
+    <w:p>
+      <w:pPr>
+        <w:spacing w:after="60"/>
+      </w:pPr>
+      <w:r>
+        <w:t xml:space="preserve"/>
       </w:r>
     </w:p>
     <w:p>
